--- a/eng/docx/019.content.docx
+++ b/eng/docx/019.content.docx
@@ -150,26 +150,6 @@
           <w:lang w:val="en_US" w:bidi="en_US"/>
         </w:rPr>
         <w:t>R</w:t>
-      </w:r>
-      <w:r>
-        <w:rPr>
-          <w:lang w:val="en_US" w:bidi="en_US"/>
-        </w:rPr>
-      </w:r>
-    </w:p>
-    <w:p>
-      <w:pPr/>
-      <w:r>
-        <w:rPr>
-          <w:lang w:val="en_US" w:bidi="en_US"/>
-        </w:rPr>
-      </w:r>
-      <w:r>
-        <w:rPr>
-          <w:i/>
-          <w:lang w:val="en_US" w:bidi="en_US"/>
-        </w:rPr>
-        <w:t>Rebuilding of Jerusalem, Religious Hypocrisy, Remaining in Christ, Remember Him, Remove the Evil, Resurrection in the Old Testament, Retribution, Returning to the Lord, Rich and Poor in the Gospel of Luke, Righteousness by Faith, Royal Psalms</w:t>
       </w:r>
       <w:r>
         <w:rPr>

--- a/eng/docx/019.content.docx
+++ b/eng/docx/019.content.docx
@@ -19,7 +19,7 @@
         <w:rPr>
           <w:lang w:val="en_US" w:bidi="en_US"/>
         </w:rPr>
-        <w:t>Resource: Study Notes - Themes (Tyndale)</w:t>
+        <w:t>Resource: Tyndale Open Study Notes</w:t>
       </w:r>
       <w:r>
         <w:rPr>
@@ -112,7 +112,7 @@
         <w:rPr>
           <w:lang w:val="en_US" w:bidi="en_US"/>
         </w:rPr>
-        <w:t>Study Notes - Themes (Tyndale)</w:t>
+        <w:t>Tyndale Open Study Notes</w:t>
       </w:r>
     </w:p>
     <w:p>

--- a/eng/docx/019.content.docx
+++ b/eng/docx/019.content.docx
@@ -19,7 +19,7 @@
         <w:rPr>
           <w:lang w:val="en_US" w:bidi="en_US"/>
         </w:rPr>
-        <w:t>Resource: Tyndale Open Study Notes</w:t>
+        <w:t>Resource: Aquifer Open Study Notes (Themes)</w:t>
       </w:r>
       <w:r>
         <w:rPr>
@@ -112,7 +112,7 @@
         <w:rPr>
           <w:lang w:val="en_US" w:bidi="en_US"/>
         </w:rPr>
-        <w:t>Tyndale Open Study Notes</w:t>
+        <w:t>Aquifer Open Study Notes (Themes)</w:t>
       </w:r>
     </w:p>
     <w:p>
